--- a/docs/examples/sap-route-map.docx
+++ b/docs/examples/sap-route-map.docx
@@ -2315,7 +2315,7 @@
                 <w:b w:val="false"/>
                 <w:bCs w:val="false"/>
               </w:rPr>
-              <w:t xml:space="preserve">Proportion with 95% CI (Clopper-Pearson exact) -&gt; T1</w:t>
+              <w:t xml:space="preserve">Proportion with 95% CI (Clopper-Pearson exact) -&gt; Table 3</w:t>
             </w:r>
           </w:p>
         </w:tc>
@@ -2442,7 +2442,7 @@
                 <w:b w:val="false"/>
                 <w:bCs w:val="false"/>
               </w:rPr>
-              <w:t xml:space="preserve">Multivariable binary logistic regression, adjusted OR with 95% CI -&gt; T2</w:t>
+              <w:t xml:space="preserve">Multivariable binary logistic regression, adjusted OR with 95% CI -&gt; Table 4</w:t>
             </w:r>
           </w:p>
         </w:tc>
@@ -2569,7 +2569,7 @@
                 <w:b w:val="false"/>
                 <w:bCs w:val="false"/>
               </w:rPr>
-              <w:t xml:space="preserve">Mann-Whitney U; median (IQR) and Hodges-Lehmann difference -&gt; T3</w:t>
+              <w:t xml:space="preserve">Mann-Whitney U; median (IQR) and Hodges-Lehmann difference -&gt; Table 5</w:t>
             </w:r>
           </w:p>
         </w:tc>
@@ -2599,7 +2599,7 @@
         <w:t xml:space="preserve">Intraoperative conversion. </w:t>
       </w:r>
       <w:r>
-        <w:t xml:space="preserve">the surgeon's decision to abandon TAPP dissection. Recorded from study proforma, item 27. at the index operation. Reported in proportion (%) with 95% CI.</w:t>
+        <w:t xml:space="preserve">The surgeon's decision to abandon TAPP dissection. Recorded from study proforma, item 27, at the index operation. Reported in proportion (%) with 95% CI.</w:t>
       </w:r>
     </w:p>
     <w:p>
@@ -2614,7 +2614,7 @@
         <w:t xml:space="preserve">Operative duration. </w:t>
       </w:r>
       <w:r>
-        <w:t xml:space="preserve">skin incision to skin closure. Recorded from theatre clock. at the index operation. Reported in minutes.</w:t>
+        <w:t xml:space="preserve">Skin incision to skin closure. Recorded from theatre clock, at the index operation. Reported in minutes.</w:t>
       </w:r>
     </w:p>
     <w:p>

--- a/docs/examples/sap-route-map.docx
+++ b/docs/examples/sap-route-map.docx
@@ -36,475 +36,6 @@
           <w:iCs/>
         </w:rPr>
         <w:t xml:space="preserve">prospective observational cohort. Department of General Surgery, AIIMS Jodhpur</w:t>
-      </w:r>
-    </w:p>
-    <w:p>
-      <w:pPr>
-        <w:pStyle w:val="Heading1"/>
-        <w:spacing w:after="140" w:before="280"/>
-      </w:pPr>
-      <w:r>
-        <w:t xml:space="preserve">Section 0 - Study at a Glance</w:t>
-      </w:r>
-    </w:p>
-    <w:p>
-      <w:pPr>
-        <w:spacing w:after="140"/>
-      </w:pPr>
-      <w:r>
-        <w:rPr>
-          <w:i/>
-          <w:iCs/>
-        </w:rPr>
-        <w:t xml:space="preserve">A thirty-second summary. If a reader sees only this box, they should be able to say what the study is.</w:t>
-      </w:r>
-    </w:p>
-    <w:tbl>
-      <w:tblPr>
-        <w:tblW w:type="pct" w:w="100%"/>
-        <w:tblBorders>
-          <w:top w:val="single" w:color="auto" w:sz="4"/>
-          <w:left w:val="single" w:color="auto" w:sz="4"/>
-          <w:bottom w:val="single" w:color="auto" w:sz="4"/>
-          <w:right w:val="single" w:color="auto" w:sz="4"/>
-          <w:insideH w:val="single" w:color="auto" w:sz="4"/>
-          <w:insideV w:val="single" w:color="auto" w:sz="4"/>
-        </w:tblBorders>
-      </w:tblPr>
-      <w:tblGrid>
-        <w:gridCol w:w="100"/>
-        <w:gridCol w:w="100"/>
-      </w:tblGrid>
-      <w:tr>
-        <w:tc>
-          <w:tcPr>
-            <w:tcBorders>
-              <w:top w:val="single" w:color="000000" w:sz="4"/>
-              <w:left w:val="single" w:color="000000" w:sz="4"/>
-              <w:bottom w:val="single" w:color="000000" w:sz="4"/>
-              <w:right w:val="single" w:color="000000" w:sz="4"/>
-            </w:tcBorders>
-            <w:tcMar>
-              <w:top w:type="dxa" w:w="70"/>
-              <w:left w:type="dxa" w:w="110"/>
-              <w:bottom w:type="dxa" w:w="70"/>
-              <w:right w:type="dxa" w:w="110"/>
-            </w:tcMar>
-          </w:tcPr>
-          <w:p>
-            <w:r>
-              <w:rPr>
-                <w:b/>
-                <w:bCs/>
-              </w:rPr>
-              <w:t xml:space="preserve">Title</w:t>
-            </w:r>
-          </w:p>
-        </w:tc>
-        <w:tc>
-          <w:tcPr>
-            <w:tcBorders>
-              <w:top w:val="single" w:color="000000" w:sz="4"/>
-              <w:left w:val="single" w:color="000000" w:sz="4"/>
-              <w:bottom w:val="single" w:color="000000" w:sz="4"/>
-              <w:right w:val="single" w:color="000000" w:sz="4"/>
-            </w:tcBorders>
-            <w:tcMar>
-              <w:top w:type="dxa" w:w="70"/>
-              <w:left w:type="dxa" w:w="110"/>
-              <w:bottom w:type="dxa" w:w="70"/>
-              <w:right w:type="dxa" w:w="110"/>
-            </w:tcMar>
-          </w:tcPr>
-          <w:p>
-            <w:r>
-              <w:rPr>
-                <w:b w:val="false"/>
-                <w:bCs w:val="false"/>
-              </w:rPr>
-              <w:t xml:space="preserve">Factors Associated with Intraoperative Conversion during TAPP Repair of Ventral Hernia</w:t>
-            </w:r>
-          </w:p>
-        </w:tc>
-      </w:tr>
-      <w:tr>
-        <w:tc>
-          <w:tcPr>
-            <w:tcBorders>
-              <w:top w:val="single" w:color="000000" w:sz="4"/>
-              <w:left w:val="single" w:color="000000" w:sz="4"/>
-              <w:bottom w:val="single" w:color="000000" w:sz="4"/>
-              <w:right w:val="single" w:color="000000" w:sz="4"/>
-            </w:tcBorders>
-            <w:tcMar>
-              <w:top w:type="dxa" w:w="70"/>
-              <w:left w:type="dxa" w:w="110"/>
-              <w:bottom w:type="dxa" w:w="70"/>
-              <w:right w:type="dxa" w:w="110"/>
-            </w:tcMar>
-          </w:tcPr>
-          <w:p>
-            <w:r>
-              <w:rPr>
-                <w:b/>
-                <w:bCs/>
-              </w:rPr>
-              <w:t xml:space="preserve">Design</w:t>
-            </w:r>
-          </w:p>
-        </w:tc>
-        <w:tc>
-          <w:tcPr>
-            <w:tcBorders>
-              <w:top w:val="single" w:color="000000" w:sz="4"/>
-              <w:left w:val="single" w:color="000000" w:sz="4"/>
-              <w:bottom w:val="single" w:color="000000" w:sz="4"/>
-              <w:right w:val="single" w:color="000000" w:sz="4"/>
-            </w:tcBorders>
-            <w:tcMar>
-              <w:top w:type="dxa" w:w="70"/>
-              <w:left w:type="dxa" w:w="110"/>
-              <w:bottom w:type="dxa" w:w="70"/>
-              <w:right w:type="dxa" w:w="110"/>
-            </w:tcMar>
-          </w:tcPr>
-          <w:p>
-            <w:r>
-              <w:rPr>
-                <w:b w:val="false"/>
-                <w:bCs w:val="false"/>
-              </w:rPr>
-              <w:t xml:space="preserve">prospective observational cohort</w:t>
-            </w:r>
-          </w:p>
-        </w:tc>
-      </w:tr>
-      <w:tr>
-        <w:tc>
-          <w:tcPr>
-            <w:tcBorders>
-              <w:top w:val="single" w:color="000000" w:sz="4"/>
-              <w:left w:val="single" w:color="000000" w:sz="4"/>
-              <w:bottom w:val="single" w:color="000000" w:sz="4"/>
-              <w:right w:val="single" w:color="000000" w:sz="4"/>
-            </w:tcBorders>
-            <w:tcMar>
-              <w:top w:type="dxa" w:w="70"/>
-              <w:left w:type="dxa" w:w="110"/>
-              <w:bottom w:type="dxa" w:w="70"/>
-              <w:right w:type="dxa" w:w="110"/>
-            </w:tcMar>
-          </w:tcPr>
-          <w:p>
-            <w:r>
-              <w:rPr>
-                <w:b/>
-                <w:bCs/>
-              </w:rPr>
-              <w:t xml:space="preserve">Population</w:t>
-            </w:r>
-          </w:p>
-        </w:tc>
-        <w:tc>
-          <w:tcPr>
-            <w:tcBorders>
-              <w:top w:val="single" w:color="000000" w:sz="4"/>
-              <w:left w:val="single" w:color="000000" w:sz="4"/>
-              <w:bottom w:val="single" w:color="000000" w:sz="4"/>
-              <w:right w:val="single" w:color="000000" w:sz="4"/>
-            </w:tcBorders>
-            <w:tcMar>
-              <w:top w:type="dxa" w:w="70"/>
-              <w:left w:type="dxa" w:w="110"/>
-              <w:bottom w:type="dxa" w:w="70"/>
-              <w:right w:type="dxa" w:w="110"/>
-            </w:tcMar>
-          </w:tcPr>
-          <w:p>
-            <w:r>
-              <w:rPr>
-                <w:b w:val="false"/>
-                <w:bCs w:val="false"/>
-              </w:rPr>
-              <w:t xml:space="preserve">Adults undergoing elective TAPP repair of a ventral hernia at a single tertiary centre.</w:t>
-            </w:r>
-          </w:p>
-        </w:tc>
-      </w:tr>
-      <w:tr>
-        <w:tc>
-          <w:tcPr>
-            <w:tcBorders>
-              <w:top w:val="single" w:color="000000" w:sz="4"/>
-              <w:left w:val="single" w:color="000000" w:sz="4"/>
-              <w:bottom w:val="single" w:color="000000" w:sz="4"/>
-              <w:right w:val="single" w:color="000000" w:sz="4"/>
-            </w:tcBorders>
-            <w:tcMar>
-              <w:top w:type="dxa" w:w="70"/>
-              <w:left w:type="dxa" w:w="110"/>
-              <w:bottom w:type="dxa" w:w="70"/>
-              <w:right w:type="dxa" w:w="110"/>
-            </w:tcMar>
-          </w:tcPr>
-          <w:p>
-            <w:r>
-              <w:rPr>
-                <w:b/>
-                <w:bCs/>
-              </w:rPr>
-              <w:t xml:space="preserve">What is measured</w:t>
-            </w:r>
-          </w:p>
-        </w:tc>
-        <w:tc>
-          <w:tcPr>
-            <w:tcBorders>
-              <w:top w:val="single" w:color="000000" w:sz="4"/>
-              <w:left w:val="single" w:color="000000" w:sz="4"/>
-              <w:bottom w:val="single" w:color="000000" w:sz="4"/>
-              <w:right w:val="single" w:color="000000" w:sz="4"/>
-            </w:tcBorders>
-            <w:tcMar>
-              <w:top w:type="dxa" w:w="70"/>
-              <w:left w:type="dxa" w:w="110"/>
-              <w:bottom w:type="dxa" w:w="70"/>
-              <w:right w:type="dxa" w:w="110"/>
-            </w:tcMar>
-          </w:tcPr>
-          <w:p>
-            <w:r>
-              <w:rPr>
-                <w:b w:val="false"/>
-                <w:bCs w:val="false"/>
-              </w:rPr>
-              <w:t xml:space="preserve">Patient, hernia and operative characteristics, and whether the planned TAPP approach was abandoned intraoperatively.</w:t>
-            </w:r>
-          </w:p>
-        </w:tc>
-      </w:tr>
-      <w:tr>
-        <w:tc>
-          <w:tcPr>
-            <w:tcBorders>
-              <w:top w:val="single" w:color="000000" w:sz="4"/>
-              <w:left w:val="single" w:color="000000" w:sz="4"/>
-              <w:bottom w:val="single" w:color="000000" w:sz="4"/>
-              <w:right w:val="single" w:color="000000" w:sz="4"/>
-            </w:tcBorders>
-            <w:tcMar>
-              <w:top w:type="dxa" w:w="70"/>
-              <w:left w:type="dxa" w:w="110"/>
-              <w:bottom w:type="dxa" w:w="70"/>
-              <w:right w:type="dxa" w:w="110"/>
-            </w:tcMar>
-          </w:tcPr>
-          <w:p>
-            <w:r>
-              <w:rPr>
-                <w:b/>
-                <w:bCs/>
-              </w:rPr>
-              <w:t xml:space="preserve">Primary outcome</w:t>
-            </w:r>
-          </w:p>
-        </w:tc>
-        <w:tc>
-          <w:tcPr>
-            <w:tcBorders>
-              <w:top w:val="single" w:color="000000" w:sz="4"/>
-              <w:left w:val="single" w:color="000000" w:sz="4"/>
-              <w:bottom w:val="single" w:color="000000" w:sz="4"/>
-              <w:right w:val="single" w:color="000000" w:sz="4"/>
-            </w:tcBorders>
-            <w:tcMar>
-              <w:top w:type="dxa" w:w="70"/>
-              <w:left w:type="dxa" w:w="110"/>
-              <w:bottom w:type="dxa" w:w="70"/>
-              <w:right w:type="dxa" w:w="110"/>
-            </w:tcMar>
-          </w:tcPr>
-          <w:p>
-            <w:r>
-              <w:rPr>
-                <w:b w:val="false"/>
-                <w:bCs w:val="false"/>
-              </w:rPr>
-              <w:t xml:space="preserve">Intraoperative conversion to an alternative technique.</w:t>
-            </w:r>
-          </w:p>
-        </w:tc>
-      </w:tr>
-      <w:tr>
-        <w:tc>
-          <w:tcPr>
-            <w:tcBorders>
-              <w:top w:val="single" w:color="000000" w:sz="4"/>
-              <w:left w:val="single" w:color="000000" w:sz="4"/>
-              <w:bottom w:val="single" w:color="000000" w:sz="4"/>
-              <w:right w:val="single" w:color="000000" w:sz="4"/>
-            </w:tcBorders>
-            <w:tcMar>
-              <w:top w:type="dxa" w:w="70"/>
-              <w:left w:type="dxa" w:w="110"/>
-              <w:bottom w:type="dxa" w:w="70"/>
-              <w:right w:type="dxa" w:w="110"/>
-            </w:tcMar>
-          </w:tcPr>
-          <w:p>
-            <w:r>
-              <w:rPr>
-                <w:b/>
-                <w:bCs/>
-              </w:rPr>
-              <w:t xml:space="preserve">Main comparison</w:t>
-            </w:r>
-          </w:p>
-        </w:tc>
-        <w:tc>
-          <w:tcPr>
-            <w:tcBorders>
-              <w:top w:val="single" w:color="000000" w:sz="4"/>
-              <w:left w:val="single" w:color="000000" w:sz="4"/>
-              <w:bottom w:val="single" w:color="000000" w:sz="4"/>
-              <w:right w:val="single" w:color="000000" w:sz="4"/>
-            </w:tcBorders>
-            <w:tcMar>
-              <w:top w:type="dxa" w:w="70"/>
-              <w:left w:type="dxa" w:w="110"/>
-              <w:bottom w:type="dxa" w:w="70"/>
-              <w:right w:type="dxa" w:w="110"/>
-            </w:tcMar>
-          </w:tcPr>
-          <w:p>
-            <w:r>
-              <w:rPr>
-                <w:b w:val="false"/>
-                <w:bCs w:val="false"/>
-              </w:rPr>
-              <w:t xml:space="preserve">Converted versus completed as TAPP.</w:t>
-            </w:r>
-          </w:p>
-        </w:tc>
-      </w:tr>
-      <w:tr>
-        <w:tc>
-          <w:tcPr>
-            <w:tcBorders>
-              <w:top w:val="single" w:color="000000" w:sz="4"/>
-              <w:left w:val="single" w:color="000000" w:sz="4"/>
-              <w:bottom w:val="single" w:color="000000" w:sz="4"/>
-              <w:right w:val="single" w:color="000000" w:sz="4"/>
-            </w:tcBorders>
-            <w:tcMar>
-              <w:top w:type="dxa" w:w="70"/>
-              <w:left w:type="dxa" w:w="110"/>
-              <w:bottom w:type="dxa" w:w="70"/>
-              <w:right w:type="dxa" w:w="110"/>
-            </w:tcMar>
-          </w:tcPr>
-          <w:p>
-            <w:r>
-              <w:rPr>
-                <w:b/>
-                <w:bCs/>
-              </w:rPr>
-              <w:t xml:space="preserve">Sample size</w:t>
-            </w:r>
-          </w:p>
-        </w:tc>
-        <w:tc>
-          <w:tcPr>
-            <w:tcBorders>
-              <w:top w:val="single" w:color="000000" w:sz="4"/>
-              <w:left w:val="single" w:color="000000" w:sz="4"/>
-              <w:bottom w:val="single" w:color="000000" w:sz="4"/>
-              <w:right w:val="single" w:color="000000" w:sz="4"/>
-            </w:tcBorders>
-            <w:tcMar>
-              <w:top w:type="dxa" w:w="70"/>
-              <w:left w:type="dxa" w:w="110"/>
-              <w:bottom w:type="dxa" w:w="70"/>
-              <w:right w:type="dxa" w:w="110"/>
-            </w:tcMar>
-          </w:tcPr>
-          <w:p>
-            <w:r>
-              <w:rPr>
-                <w:b w:val="false"/>
-                <w:bCs w:val="false"/>
-              </w:rPr>
-              <w:t xml:space="preserve">n = 125, from a single-proportion precision formula on an assumed conversion rate of 8% with 5% absolute precision.</w:t>
-            </w:r>
-          </w:p>
-        </w:tc>
-      </w:tr>
-      <w:tr>
-        <w:tc>
-          <w:tcPr>
-            <w:tcBorders>
-              <w:top w:val="single" w:color="000000" w:sz="4"/>
-              <w:left w:val="single" w:color="000000" w:sz="4"/>
-              <w:bottom w:val="single" w:color="000000" w:sz="4"/>
-              <w:right w:val="single" w:color="000000" w:sz="4"/>
-            </w:tcBorders>
-            <w:tcMar>
-              <w:top w:type="dxa" w:w="70"/>
-              <w:left w:type="dxa" w:w="110"/>
-              <w:bottom w:type="dxa" w:w="70"/>
-              <w:right w:type="dxa" w:w="110"/>
-            </w:tcMar>
-          </w:tcPr>
-          <w:p>
-            <w:r>
-              <w:rPr>
-                <w:b/>
-                <w:bCs/>
-              </w:rPr>
-              <w:t xml:space="preserve">Reporting guideline</w:t>
-            </w:r>
-          </w:p>
-        </w:tc>
-        <w:tc>
-          <w:tcPr>
-            <w:tcBorders>
-              <w:top w:val="single" w:color="000000" w:sz="4"/>
-              <w:left w:val="single" w:color="000000" w:sz="4"/>
-              <w:bottom w:val="single" w:color="000000" w:sz="4"/>
-              <w:right w:val="single" w:color="000000" w:sz="4"/>
-            </w:tcBorders>
-            <w:tcMar>
-              <w:top w:type="dxa" w:w="70"/>
-              <w:left w:type="dxa" w:w="110"/>
-              <w:bottom w:type="dxa" w:w="70"/>
-              <w:right w:type="dxa" w:w="110"/>
-            </w:tcMar>
-          </w:tcPr>
-          <w:p>
-            <w:r>
-              <w:rPr>
-                <w:b w:val="false"/>
-                <w:bCs w:val="false"/>
-              </w:rPr>
-              <w:t xml:space="preserve">STROBE</w:t>
-            </w:r>
-          </w:p>
-        </w:tc>
-      </w:tr>
-    </w:tbl>
-    <w:p>
-      <w:pPr>
-        <w:spacing w:after="100"/>
-      </w:pPr>
-      <w:r>
-        <w:rPr>
-          <w:b/>
-          <w:bCs/>
-        </w:rPr>
-        <w:t xml:space="preserve">Sample-size note. </w:t>
-      </w:r>
-      <w:r>
-        <w:t xml:space="preserve">Powered for precision rather than for a comparison: an assumed conversion rate of 8% with 5% absolute precision at 95% confidence gives 113, inflated to 125 for 10% incomplete records. TODO: confirm the assumed rate against the unit's own audit.</w:t>
       </w:r>
     </w:p>
     <w:p>
@@ -2867,6 +2398,21 @@
     </w:p>
     <w:p>
       <w:pPr>
+        <w:spacing w:after="100"/>
+      </w:pPr>
+      <w:r>
+        <w:rPr>
+          <w:b/>
+          <w:bCs/>
+        </w:rPr>
+        <w:t xml:space="preserve">Sample size. </w:t>
+      </w:r>
+      <w:r>
+        <w:t xml:space="preserve">Powered for precision rather than for a comparison: an assumed conversion rate of 8% with 5% absolute precision at 95% confidence gives 113, inflated to 125 for 10% incomplete records. TODO: confirm the assumed rate against the unit's own audit.</w:t>
+      </w:r>
+    </w:p>
+    <w:p>
+      <w:pPr>
         <w:pStyle w:val="Heading2"/>
         <w:spacing w:after="140" w:before="280"/>
       </w:pPr>
@@ -3980,497 +3526,6 @@
         <w:t xml:space="preserve">Every empty results table the thesis will contain, in the order it will appear, is laid out in the Shell Tables document that accompanies this plan. Cells stay blank until the data arrive, and each table names the test that produced it.</w:t>
       </w:r>
     </w:p>
-    <w:p>
-      <w:pPr>
-        <w:pStyle w:val="Heading1"/>
-        <w:spacing w:after="140" w:before="280"/>
-      </w:pPr>
-      <w:r>
-        <w:t xml:space="preserve">Section 7 - Needs Checking</w:t>
-      </w:r>
-    </w:p>
-    <w:p>
-      <w:pPr>
-        <w:spacing w:after="140"/>
-      </w:pPr>
-      <w:r>
-        <w:rPr>
-          <w:i/>
-          <w:iCs/>
-        </w:rPr>
-        <w:t xml:space="preserve">Decisions still open. Keeping this list is what turns the plan into a working tool rather than a finished-looking wall of text. Settle each with your guide before the plan is signed.</w:t>
-      </w:r>
-    </w:p>
-    <w:tbl>
-      <w:tblPr>
-        <w:tblW w:type="pct" w:w="100%"/>
-        <w:tblBorders>
-          <w:top w:val="single" w:color="auto" w:sz="4"/>
-          <w:left w:val="single" w:color="auto" w:sz="4"/>
-          <w:bottom w:val="single" w:color="auto" w:sz="4"/>
-          <w:right w:val="single" w:color="auto" w:sz="4"/>
-          <w:insideH w:val="single" w:color="auto" w:sz="4"/>
-          <w:insideV w:val="single" w:color="auto" w:sz="4"/>
-        </w:tblBorders>
-      </w:tblPr>
-      <w:tblGrid>
-        <w:gridCol w:w="100"/>
-        <w:gridCol w:w="100"/>
-      </w:tblGrid>
-      <w:tr>
-        <w:trPr>
-          <w:tblHeader/>
-        </w:trPr>
-        <w:tc>
-          <w:tcPr>
-            <w:tcBorders>
-              <w:top w:val="single" w:color="000000" w:sz="4"/>
-              <w:left w:val="single" w:color="000000" w:sz="4"/>
-              <w:bottom w:val="single" w:color="000000" w:sz="4"/>
-              <w:right w:val="single" w:color="000000" w:sz="4"/>
-            </w:tcBorders>
-            <w:tcMar>
-              <w:top w:type="dxa" w:w="70"/>
-              <w:left w:type="dxa" w:w="110"/>
-              <w:bottom w:type="dxa" w:w="70"/>
-              <w:right w:type="dxa" w:w="110"/>
-            </w:tcMar>
-          </w:tcPr>
-          <w:p>
-            <w:r>
-              <w:rPr>
-                <w:b/>
-                <w:bCs/>
-              </w:rPr>
-              <w:t xml:space="preserve">Open decision</w:t>
-            </w:r>
-          </w:p>
-        </w:tc>
-        <w:tc>
-          <w:tcPr>
-            <w:tcBorders>
-              <w:top w:val="single" w:color="000000" w:sz="4"/>
-              <w:left w:val="single" w:color="000000" w:sz="4"/>
-              <w:bottom w:val="single" w:color="000000" w:sz="4"/>
-              <w:right w:val="single" w:color="000000" w:sz="4"/>
-            </w:tcBorders>
-            <w:tcMar>
-              <w:top w:type="dxa" w:w="70"/>
-              <w:left w:type="dxa" w:w="110"/>
-              <w:bottom w:type="dxa" w:w="70"/>
-              <w:right w:type="dxa" w:w="110"/>
-            </w:tcMar>
-          </w:tcPr>
-          <w:p>
-            <w:r>
-              <w:rPr>
-                <w:b/>
-                <w:bCs/>
-              </w:rPr>
-              <w:t xml:space="preserve">Why it matters</w:t>
-            </w:r>
-          </w:p>
-        </w:tc>
-      </w:tr>
-      <w:tr>
-        <w:tc>
-          <w:tcPr>
-            <w:tcBorders>
-              <w:top w:val="single" w:color="000000" w:sz="4"/>
-              <w:left w:val="single" w:color="000000" w:sz="4"/>
-              <w:bottom w:val="single" w:color="000000" w:sz="4"/>
-              <w:right w:val="single" w:color="000000" w:sz="4"/>
-            </w:tcBorders>
-            <w:tcMar>
-              <w:top w:type="dxa" w:w="70"/>
-              <w:left w:type="dxa" w:w="110"/>
-              <w:bottom w:type="dxa" w:w="70"/>
-              <w:right w:type="dxa" w:w="110"/>
-            </w:tcMar>
-          </w:tcPr>
-          <w:p>
-            <w:r>
-              <w:rPr>
-                <w:b w:val="false"/>
-                <w:bCs w:val="false"/>
-              </w:rPr>
-              <w:t xml:space="preserve">The assumed conversion rate behind the sample size is not sourced.</w:t>
-            </w:r>
-          </w:p>
-        </w:tc>
-        <w:tc>
-          <w:tcPr>
-            <w:tcBorders>
-              <w:top w:val="single" w:color="000000" w:sz="4"/>
-              <w:left w:val="single" w:color="000000" w:sz="4"/>
-              <w:bottom w:val="single" w:color="000000" w:sz="4"/>
-              <w:right w:val="single" w:color="000000" w:sz="4"/>
-            </w:tcBorders>
-            <w:tcMar>
-              <w:top w:type="dxa" w:w="70"/>
-              <w:left w:type="dxa" w:w="110"/>
-              <w:bottom w:type="dxa" w:w="70"/>
-              <w:right w:type="dxa" w:w="110"/>
-            </w:tcMar>
-          </w:tcPr>
-          <w:p>
-            <w:r>
-              <w:rPr>
-                <w:b w:val="false"/>
-                <w:bCs w:val="false"/>
-              </w:rPr>
-              <w:t xml:space="preserve">A precision calculation is only as good as the rate it assumes, and the unit's own audit would settle it.</w:t>
-            </w:r>
-          </w:p>
-        </w:tc>
-      </w:tr>
-      <w:tr>
-        <w:tc>
-          <w:tcPr>
-            <w:tcBorders>
-              <w:top w:val="single" w:color="000000" w:sz="4"/>
-              <w:left w:val="single" w:color="000000" w:sz="4"/>
-              <w:bottom w:val="single" w:color="000000" w:sz="4"/>
-              <w:right w:val="single" w:color="000000" w:sz="4"/>
-            </w:tcBorders>
-            <w:tcMar>
-              <w:top w:type="dxa" w:w="70"/>
-              <w:left w:type="dxa" w:w="110"/>
-              <w:bottom w:type="dxa" w:w="70"/>
-              <w:right w:type="dxa" w:w="110"/>
-            </w:tcMar>
-          </w:tcPr>
-          <w:p>
-            <w:r>
-              <w:rPr>
-                <w:b w:val="false"/>
-                <w:bCs w:val="false"/>
-              </w:rPr>
-              <w:t xml:space="preserve">Adhesion severity is graded but the grading system is not named.</w:t>
-            </w:r>
-          </w:p>
-        </w:tc>
-        <w:tc>
-          <w:tcPr>
-            <w:tcBorders>
-              <w:top w:val="single" w:color="000000" w:sz="4"/>
-              <w:left w:val="single" w:color="000000" w:sz="4"/>
-              <w:bottom w:val="single" w:color="000000" w:sz="4"/>
-              <w:right w:val="single" w:color="000000" w:sz="4"/>
-            </w:tcBorders>
-            <w:tcMar>
-              <w:top w:type="dxa" w:w="70"/>
-              <w:left w:type="dxa" w:w="110"/>
-              <w:bottom w:type="dxa" w:w="70"/>
-              <w:right w:type="dxa" w:w="110"/>
-            </w:tcMar>
-          </w:tcPr>
-          <w:p>
-            <w:r>
-              <w:rPr>
-                <w:b w:val="false"/>
-                <w:bCs w:val="false"/>
-              </w:rPr>
-              <w:t xml:space="preserve">Two surgeons will grade differently unless the scale is stated, and it is a predictor in the primary model.</w:t>
-            </w:r>
-          </w:p>
-        </w:tc>
-      </w:tr>
-    </w:tbl>
-    <w:p>
-      <w:pPr>
-        <w:pStyle w:val="Heading1"/>
-        <w:spacing w:after="140" w:before="280"/>
-      </w:pPr>
-      <w:r>
-        <w:t xml:space="preserve">Document control and sign-off</w:t>
-      </w:r>
-    </w:p>
-    <w:p>
-      <w:pPr>
-        <w:spacing w:after="140"/>
-      </w:pPr>
-      <w:r>
-        <w:t xml:space="preserve">Finalise, date and sign this plan before database lock and unblinding. Every analysis above is pre-specified; any change after the sign-off date is a dated amendment recording the version, the reason and who approved it.</w:t>
-      </w:r>
-    </w:p>
-    <w:tbl>
-      <w:tblPr>
-        <w:tblW w:type="pct" w:w="100%"/>
-        <w:tblBorders>
-          <w:top w:val="single" w:color="auto" w:sz="4"/>
-          <w:left w:val="single" w:color="auto" w:sz="4"/>
-          <w:bottom w:val="single" w:color="auto" w:sz="4"/>
-          <w:right w:val="single" w:color="auto" w:sz="4"/>
-          <w:insideH w:val="single" w:color="auto" w:sz="4"/>
-          <w:insideV w:val="single" w:color="auto" w:sz="4"/>
-        </w:tblBorders>
-      </w:tblPr>
-      <w:tblGrid>
-        <w:gridCol w:w="100"/>
-        <w:gridCol w:w="100"/>
-      </w:tblGrid>
-      <w:tr>
-        <w:tc>
-          <w:tcPr>
-            <w:tcBorders>
-              <w:top w:val="single" w:color="000000" w:sz="4"/>
-              <w:left w:val="single" w:color="000000" w:sz="4"/>
-              <w:bottom w:val="single" w:color="000000" w:sz="4"/>
-              <w:right w:val="single" w:color="000000" w:sz="4"/>
-            </w:tcBorders>
-            <w:tcMar>
-              <w:top w:type="dxa" w:w="70"/>
-              <w:left w:type="dxa" w:w="110"/>
-              <w:bottom w:type="dxa" w:w="70"/>
-              <w:right w:type="dxa" w:w="110"/>
-            </w:tcMar>
-          </w:tcPr>
-          <w:p>
-            <w:r>
-              <w:rPr>
-                <w:b/>
-                <w:bCs/>
-              </w:rPr>
-              <w:t xml:space="preserve">SAP version</w:t>
-            </w:r>
-          </w:p>
-        </w:tc>
-        <w:tc>
-          <w:tcPr>
-            <w:tcBorders>
-              <w:top w:val="single" w:color="000000" w:sz="4"/>
-              <w:left w:val="single" w:color="000000" w:sz="4"/>
-              <w:bottom w:val="single" w:color="000000" w:sz="4"/>
-              <w:right w:val="single" w:color="000000" w:sz="4"/>
-            </w:tcBorders>
-            <w:tcMar>
-              <w:top w:type="dxa" w:w="70"/>
-              <w:left w:type="dxa" w:w="110"/>
-              <w:bottom w:type="dxa" w:w="70"/>
-              <w:right w:type="dxa" w:w="110"/>
-            </w:tcMar>
-          </w:tcPr>
-          <w:p>
-            <w:r>
-              <w:rPr>
-                <w:b w:val="false"/>
-                <w:bCs w:val="false"/>
-              </w:rPr>
-              <w:t xml:space="preserve">____</w:t>
-            </w:r>
-          </w:p>
-        </w:tc>
-      </w:tr>
-      <w:tr>
-        <w:tc>
-          <w:tcPr>
-            <w:tcBorders>
-              <w:top w:val="single" w:color="000000" w:sz="4"/>
-              <w:left w:val="single" w:color="000000" w:sz="4"/>
-              <w:bottom w:val="single" w:color="000000" w:sz="4"/>
-              <w:right w:val="single" w:color="000000" w:sz="4"/>
-            </w:tcBorders>
-            <w:tcMar>
-              <w:top w:type="dxa" w:w="70"/>
-              <w:left w:type="dxa" w:w="110"/>
-              <w:bottom w:type="dxa" w:w="70"/>
-              <w:right w:type="dxa" w:w="110"/>
-            </w:tcMar>
-          </w:tcPr>
-          <w:p>
-            <w:r>
-              <w:rPr>
-                <w:b/>
-                <w:bCs/>
-              </w:rPr>
-              <w:t xml:space="preserve">Date finalised</w:t>
-            </w:r>
-          </w:p>
-        </w:tc>
-        <w:tc>
-          <w:tcPr>
-            <w:tcBorders>
-              <w:top w:val="single" w:color="000000" w:sz="4"/>
-              <w:left w:val="single" w:color="000000" w:sz="4"/>
-              <w:bottom w:val="single" w:color="000000" w:sz="4"/>
-              <w:right w:val="single" w:color="000000" w:sz="4"/>
-            </w:tcBorders>
-            <w:tcMar>
-              <w:top w:type="dxa" w:w="70"/>
-              <w:left w:type="dxa" w:w="110"/>
-              <w:bottom w:type="dxa" w:w="70"/>
-              <w:right w:type="dxa" w:w="110"/>
-            </w:tcMar>
-          </w:tcPr>
-          <w:p>
-            <w:r>
-              <w:rPr>
-                <w:b w:val="false"/>
-                <w:bCs w:val="false"/>
-              </w:rPr>
-              <w:t xml:space="preserve">____</w:t>
-            </w:r>
-          </w:p>
-        </w:tc>
-      </w:tr>
-      <w:tr>
-        <w:tc>
-          <w:tcPr>
-            <w:tcBorders>
-              <w:top w:val="single" w:color="000000" w:sz="4"/>
-              <w:left w:val="single" w:color="000000" w:sz="4"/>
-              <w:bottom w:val="single" w:color="000000" w:sz="4"/>
-              <w:right w:val="single" w:color="000000" w:sz="4"/>
-            </w:tcBorders>
-            <w:tcMar>
-              <w:top w:type="dxa" w:w="70"/>
-              <w:left w:type="dxa" w:w="110"/>
-              <w:bottom w:type="dxa" w:w="70"/>
-              <w:right w:type="dxa" w:w="110"/>
-            </w:tcMar>
-          </w:tcPr>
-          <w:p>
-            <w:r>
-              <w:rPr>
-                <w:b/>
-                <w:bCs/>
-              </w:rPr>
-              <w:t xml:space="preserve">Prepared by</w:t>
-            </w:r>
-          </w:p>
-        </w:tc>
-        <w:tc>
-          <w:tcPr>
-            <w:tcBorders>
-              <w:top w:val="single" w:color="000000" w:sz="4"/>
-              <w:left w:val="single" w:color="000000" w:sz="4"/>
-              <w:bottom w:val="single" w:color="000000" w:sz="4"/>
-              <w:right w:val="single" w:color="000000" w:sz="4"/>
-            </w:tcBorders>
-            <w:tcMar>
-              <w:top w:type="dxa" w:w="70"/>
-              <w:left w:type="dxa" w:w="110"/>
-              <w:bottom w:type="dxa" w:w="70"/>
-              <w:right w:type="dxa" w:w="110"/>
-            </w:tcMar>
-          </w:tcPr>
-          <w:p>
-            <w:r>
-              <w:rPr>
-                <w:b w:val="false"/>
-                <w:bCs w:val="false"/>
-              </w:rPr>
-              <w:t xml:space="preserve">____</w:t>
-            </w:r>
-          </w:p>
-        </w:tc>
-      </w:tr>
-      <w:tr>
-        <w:tc>
-          <w:tcPr>
-            <w:tcBorders>
-              <w:top w:val="single" w:color="000000" w:sz="4"/>
-              <w:left w:val="single" w:color="000000" w:sz="4"/>
-              <w:bottom w:val="single" w:color="000000" w:sz="4"/>
-              <w:right w:val="single" w:color="000000" w:sz="4"/>
-            </w:tcBorders>
-            <w:tcMar>
-              <w:top w:type="dxa" w:w="70"/>
-              <w:left w:type="dxa" w:w="110"/>
-              <w:bottom w:type="dxa" w:w="70"/>
-              <w:right w:type="dxa" w:w="110"/>
-            </w:tcMar>
-          </w:tcPr>
-          <w:p>
-            <w:r>
-              <w:rPr>
-                <w:b/>
-                <w:bCs/>
-              </w:rPr>
-              <w:t xml:space="preserve">Approved by (guide / supervisor)</w:t>
-            </w:r>
-          </w:p>
-        </w:tc>
-        <w:tc>
-          <w:tcPr>
-            <w:tcBorders>
-              <w:top w:val="single" w:color="000000" w:sz="4"/>
-              <w:left w:val="single" w:color="000000" w:sz="4"/>
-              <w:bottom w:val="single" w:color="000000" w:sz="4"/>
-              <w:right w:val="single" w:color="000000" w:sz="4"/>
-            </w:tcBorders>
-            <w:tcMar>
-              <w:top w:type="dxa" w:w="70"/>
-              <w:left w:type="dxa" w:w="110"/>
-              <w:bottom w:type="dxa" w:w="70"/>
-              <w:right w:type="dxa" w:w="110"/>
-            </w:tcMar>
-          </w:tcPr>
-          <w:p>
-            <w:r>
-              <w:rPr>
-                <w:b w:val="false"/>
-                <w:bCs w:val="false"/>
-              </w:rPr>
-              <w:t xml:space="preserve">____</w:t>
-            </w:r>
-          </w:p>
-        </w:tc>
-      </w:tr>
-      <w:tr>
-        <w:tc>
-          <w:tcPr>
-            <w:tcBorders>
-              <w:top w:val="single" w:color="000000" w:sz="4"/>
-              <w:left w:val="single" w:color="000000" w:sz="4"/>
-              <w:bottom w:val="single" w:color="000000" w:sz="4"/>
-              <w:right w:val="single" w:color="000000" w:sz="4"/>
-            </w:tcBorders>
-            <w:tcMar>
-              <w:top w:type="dxa" w:w="70"/>
-              <w:left w:type="dxa" w:w="110"/>
-              <w:bottom w:type="dxa" w:w="70"/>
-              <w:right w:type="dxa" w:w="110"/>
-            </w:tcMar>
-          </w:tcPr>
-          <w:p>
-            <w:r>
-              <w:rPr>
-                <w:b/>
-                <w:bCs/>
-              </w:rPr>
-              <w:t xml:space="preserve">Amendment log</w:t>
-            </w:r>
-          </w:p>
-        </w:tc>
-        <w:tc>
-          <w:tcPr>
-            <w:tcBorders>
-              <w:top w:val="single" w:color="000000" w:sz="4"/>
-              <w:left w:val="single" w:color="000000" w:sz="4"/>
-              <w:bottom w:val="single" w:color="000000" w:sz="4"/>
-              <w:right w:val="single" w:color="000000" w:sz="4"/>
-            </w:tcBorders>
-            <w:tcMar>
-              <w:top w:type="dxa" w:w="70"/>
-              <w:left w:type="dxa" w:w="110"/>
-              <w:bottom w:type="dxa" w:w="70"/>
-              <w:right w:type="dxa" w:w="110"/>
-            </w:tcMar>
-          </w:tcPr>
-          <w:p>
-            <w:r>
-              <w:rPr>
-                <w:b w:val="false"/>
-                <w:bCs w:val="false"/>
-              </w:rPr>
-              <w:t xml:space="preserve">version - date - change - reason - approved by</w:t>
-            </w:r>
-          </w:p>
-        </w:tc>
-      </w:tr>
-    </w:tbl>
     <w:p>
       <w:pPr>
         <w:spacing w:after="140"/>

--- a/docs/examples/sap-route-map.docx
+++ b/docs/examples/sap-route-map.docx
@@ -1572,7 +1572,7 @@
           <w:i/>
           <w:iCs/>
         </w:rPr>
-        <w:t xml:space="preserve">One row per objective. Every question is linked to its test AND to the empty results table it will fill.</w:t>
+        <w:t xml:space="preserve">One row per objective, or per group of objectives that share an analysis. Every question is linked to its analysis, unadjusted and adjusted, AND to the empty results tables it will fill.</w:t>
       </w:r>
     </w:p>
     <w:tbl>
@@ -1746,7 +1746,7 @@
                 <w:b/>
                 <w:bCs/>
               </w:rPr>
-              <w:t xml:space="preserve">P1 - conversion rate</w:t>
+              <w:t xml:space="preserve">P1 - rate of intraoperative conversion</w:t>
             </w:r>
           </w:p>
         </w:tc>
@@ -1796,57 +1796,57 @@
                 <w:b w:val="false"/>
                 <w:bCs w:val="false"/>
               </w:rPr>
-              <w:t xml:space="preserve">(single-group estimate)</w:t>
-            </w:r>
-          </w:p>
-        </w:tc>
-        <w:tc>
-          <w:tcPr>
-            <w:tcBorders>
-              <w:top w:val="single" w:color="000000" w:sz="4"/>
-              <w:left w:val="single" w:color="000000" w:sz="4"/>
-              <w:bottom w:val="single" w:color="000000" w:sz="4"/>
-              <w:right w:val="single" w:color="000000" w:sz="4"/>
-            </w:tcBorders>
-            <w:tcMar>
-              <w:top w:type="dxa" w:w="70"/>
-              <w:left w:type="dxa" w:w="110"/>
-              <w:bottom w:type="dxa" w:w="70"/>
-              <w:right w:type="dxa" w:w="110"/>
-            </w:tcMar>
-          </w:tcPr>
-          <w:p>
-            <w:r>
-              <w:rPr>
-                <w:b w:val="false"/>
-                <w:bCs w:val="false"/>
-              </w:rPr>
-              <w:t xml:space="preserve">binary</w:t>
-            </w:r>
-          </w:p>
-        </w:tc>
-        <w:tc>
-          <w:tcPr>
-            <w:tcBorders>
-              <w:top w:val="single" w:color="000000" w:sz="4"/>
-              <w:left w:val="single" w:color="000000" w:sz="4"/>
-              <w:bottom w:val="single" w:color="000000" w:sz="4"/>
-              <w:right w:val="single" w:color="000000" w:sz="4"/>
-            </w:tcBorders>
-            <w:tcMar>
-              <w:top w:type="dxa" w:w="70"/>
-              <w:left w:type="dxa" w:w="110"/>
-              <w:bottom w:type="dxa" w:w="70"/>
-              <w:right w:type="dxa" w:w="110"/>
-            </w:tcMar>
-          </w:tcPr>
-          <w:p>
-            <w:r>
-              <w:rPr>
-                <w:b w:val="false"/>
-                <w:bCs w:val="false"/>
-              </w:rPr>
-              <w:t xml:space="preserve">Proportion with 95% CI (Clopper-Pearson exact) -&gt; Table 3</w:t>
+              <w:t xml:space="preserve">None (single-group estimation)</w:t>
+            </w:r>
+          </w:p>
+        </w:tc>
+        <w:tc>
+          <w:tcPr>
+            <w:tcBorders>
+              <w:top w:val="single" w:color="000000" w:sz="4"/>
+              <w:left w:val="single" w:color="000000" w:sz="4"/>
+              <w:bottom w:val="single" w:color="000000" w:sz="4"/>
+              <w:right w:val="single" w:color="000000" w:sz="4"/>
+            </w:tcBorders>
+            <w:tcMar>
+              <w:top w:type="dxa" w:w="70"/>
+              <w:left w:type="dxa" w:w="110"/>
+              <w:bottom w:type="dxa" w:w="70"/>
+              <w:right w:type="dxa" w:w="110"/>
+            </w:tcMar>
+          </w:tcPr>
+          <w:p>
+            <w:r>
+              <w:rPr>
+                <w:b w:val="false"/>
+                <w:bCs w:val="false"/>
+              </w:rPr>
+              <w:t xml:space="preserve">binary, rare outcome</w:t>
+            </w:r>
+          </w:p>
+        </w:tc>
+        <w:tc>
+          <w:tcPr>
+            <w:tcBorders>
+              <w:top w:val="single" w:color="000000" w:sz="4"/>
+              <w:left w:val="single" w:color="000000" w:sz="4"/>
+              <w:bottom w:val="single" w:color="000000" w:sz="4"/>
+              <w:right w:val="single" w:color="000000" w:sz="4"/>
+            </w:tcBorders>
+            <w:tcMar>
+              <w:top w:type="dxa" w:w="70"/>
+              <w:left w:type="dxa" w:w="110"/>
+              <w:bottom w:type="dxa" w:w="70"/>
+              <w:right w:type="dxa" w:w="110"/>
+            </w:tcMar>
+          </w:tcPr>
+          <w:p>
+            <w:r>
+              <w:rPr>
+                <w:b w:val="false"/>
+                <w:bCs w:val="false"/>
+              </w:rPr>
+              <w:t xml:space="preserve">Unadjusted: Proportion with exact (Clopper-Pearson) 95% CI. Adjusted: not applicable to this question -&gt; Table 3</w:t>
             </w:r>
           </w:p>
         </w:tc>
@@ -1873,7 +1873,7 @@
                 <w:b/>
                 <w:bCs/>
               </w:rPr>
-              <w:t xml:space="preserve">S1 - factors, adjusted</w:t>
+              <w:t xml:space="preserve">S1 - factors associated with conversion</w:t>
             </w:r>
           </w:p>
         </w:tc>
@@ -1923,57 +1923,57 @@
                 <w:b w:val="false"/>
                 <w:bCs w:val="false"/>
               </w:rPr>
-              <w:t xml:space="preserve">Age, Body mass index, Previous abdominal surgery</w:t>
-            </w:r>
-          </w:p>
-        </w:tc>
-        <w:tc>
-          <w:tcPr>
-            <w:tcBorders>
-              <w:top w:val="single" w:color="000000" w:sz="4"/>
-              <w:left w:val="single" w:color="000000" w:sz="4"/>
-              <w:bottom w:val="single" w:color="000000" w:sz="4"/>
-              <w:right w:val="single" w:color="000000" w:sz="4"/>
-            </w:tcBorders>
-            <w:tcMar>
-              <w:top w:type="dxa" w:w="70"/>
-              <w:left w:type="dxa" w:w="110"/>
-              <w:bottom w:type="dxa" w:w="70"/>
-              <w:right w:type="dxa" w:w="110"/>
-            </w:tcMar>
-          </w:tcPr>
-          <w:p>
-            <w:r>
-              <w:rPr>
-                <w:b w:val="false"/>
-                <w:bCs w:val="false"/>
-              </w:rPr>
-              <w:t xml:space="preserve">binary</w:t>
-            </w:r>
-          </w:p>
-        </w:tc>
-        <w:tc>
-          <w:tcPr>
-            <w:tcBorders>
-              <w:top w:val="single" w:color="000000" w:sz="4"/>
-              <w:left w:val="single" w:color="000000" w:sz="4"/>
-              <w:bottom w:val="single" w:color="000000" w:sz="4"/>
-              <w:right w:val="single" w:color="000000" w:sz="4"/>
-            </w:tcBorders>
-            <w:tcMar>
-              <w:top w:type="dxa" w:w="70"/>
-              <w:left w:type="dxa" w:w="110"/>
-              <w:bottom w:type="dxa" w:w="70"/>
-              <w:right w:type="dxa" w:w="110"/>
-            </w:tcMar>
-          </w:tcPr>
-          <w:p>
-            <w:r>
-              <w:rPr>
-                <w:b w:val="false"/>
-                <w:bCs w:val="false"/>
-              </w:rPr>
-              <w:t xml:space="preserve">Multivariable binary logistic regression, adjusted OR with 95% CI -&gt; Table 4</w:t>
+              <w:t xml:space="preserve">Previous abdominal surgery; adjust for Age, Body mass index</w:t>
+            </w:r>
+          </w:p>
+        </w:tc>
+        <w:tc>
+          <w:tcPr>
+            <w:tcBorders>
+              <w:top w:val="single" w:color="000000" w:sz="4"/>
+              <w:left w:val="single" w:color="000000" w:sz="4"/>
+              <w:bottom w:val="single" w:color="000000" w:sz="4"/>
+              <w:right w:val="single" w:color="000000" w:sz="4"/>
+            </w:tcBorders>
+            <w:tcMar>
+              <w:top w:type="dxa" w:w="70"/>
+              <w:left w:type="dxa" w:w="110"/>
+              <w:bottom w:type="dxa" w:w="70"/>
+              <w:right w:type="dxa" w:w="110"/>
+            </w:tcMar>
+          </w:tcPr>
+          <w:p>
+            <w:r>
+              <w:rPr>
+                <w:b w:val="false"/>
+                <w:bCs w:val="false"/>
+              </w:rPr>
+              <w:t xml:space="preserve">binary, rare outcome</w:t>
+            </w:r>
+          </w:p>
+        </w:tc>
+        <w:tc>
+          <w:tcPr>
+            <w:tcBorders>
+              <w:top w:val="single" w:color="000000" w:sz="4"/>
+              <w:left w:val="single" w:color="000000" w:sz="4"/>
+              <w:bottom w:val="single" w:color="000000" w:sz="4"/>
+              <w:right w:val="single" w:color="000000" w:sz="4"/>
+            </w:tcBorders>
+            <w:tcMar>
+              <w:top w:type="dxa" w:w="70"/>
+              <w:left w:type="dxa" w:w="110"/>
+              <w:bottom w:type="dxa" w:w="70"/>
+              <w:right w:type="dxa" w:w="110"/>
+            </w:tcMar>
+          </w:tcPr>
+          <w:p>
+            <w:r>
+              <w:rPr>
+                <w:b w:val="false"/>
+                <w:bCs w:val="false"/>
+              </w:rPr>
+              <w:t xml:space="preserve">Unadjusted: Proportions with exact 95% CI, and the crude OR. Adjusted: Multivariable binary logistic regression, adjusted OR with 95% CI -&gt; Table 4</w:t>
             </w:r>
           </w:p>
         </w:tc>
@@ -2000,7 +2000,7 @@
                 <w:b/>
                 <w:bCs/>
               </w:rPr>
-              <w:t xml:space="preserve">S2 - operative duration</w:t>
+              <w:t xml:space="preserve">S2 - operative duration by conversion status</w:t>
             </w:r>
           </w:p>
         </w:tc>
@@ -2075,32 +2075,32 @@
                 <w:b w:val="false"/>
                 <w:bCs w:val="false"/>
               </w:rPr>
-              <w:t xml:space="preserve">continuous</w:t>
-            </w:r>
-          </w:p>
-        </w:tc>
-        <w:tc>
-          <w:tcPr>
-            <w:tcBorders>
-              <w:top w:val="single" w:color="000000" w:sz="4"/>
-              <w:left w:val="single" w:color="000000" w:sz="4"/>
-              <w:bottom w:val="single" w:color="000000" w:sz="4"/>
-              <w:right w:val="single" w:color="000000" w:sz="4"/>
-            </w:tcBorders>
-            <w:tcMar>
-              <w:top w:type="dxa" w:w="70"/>
-              <w:left w:type="dxa" w:w="110"/>
-              <w:bottom w:type="dxa" w:w="70"/>
-              <w:right w:type="dxa" w:w="110"/>
-            </w:tcMar>
-          </w:tcPr>
-          <w:p>
-            <w:r>
-              <w:rPr>
-                <w:b w:val="false"/>
-                <w:bCs w:val="false"/>
-              </w:rPr>
-              <w:t xml:space="preserve">Mann-Whitney U; median (IQR) and Hodges-Lehmann difference -&gt; Table 5</w:t>
+              <w:t xml:space="preserve">continuous, skewed</w:t>
+            </w:r>
+          </w:p>
+        </w:tc>
+        <w:tc>
+          <w:tcPr>
+            <w:tcBorders>
+              <w:top w:val="single" w:color="000000" w:sz="4"/>
+              <w:left w:val="single" w:color="000000" w:sz="4"/>
+              <w:bottom w:val="single" w:color="000000" w:sz="4"/>
+              <w:right w:val="single" w:color="000000" w:sz="4"/>
+            </w:tcBorders>
+            <w:tcMar>
+              <w:top w:type="dxa" w:w="70"/>
+              <w:left w:type="dxa" w:w="110"/>
+              <w:bottom w:type="dxa" w:w="70"/>
+              <w:right w:type="dxa" w:w="110"/>
+            </w:tcMar>
+          </w:tcPr>
+          <w:p>
+            <w:r>
+              <w:rPr>
+                <w:b w:val="false"/>
+                <w:bCs w:val="false"/>
+              </w:rPr>
+              <w:t xml:space="preserve">Unadjusted: Mann-Whitney U; median (IQR) per group and Hodges-Lehmann median difference with 95% CI. Adjusted: not planned - not planned at this sample size; the adjusted model is already exploratory on the primary outcome -&gt; Table 5</w:t>
             </w:r>
           </w:p>
         </w:tc>
@@ -2157,7 +2157,7 @@
           <w:b/>
           <w:bCs/>
         </w:rPr>
-        <w:t xml:space="preserve">Why each test.</w:t>
+        <w:t xml:space="preserve">Why each analysis.</w:t>
       </w:r>
     </w:p>
     <w:p>
@@ -2165,7 +2165,7 @@
         <w:spacing w:after="140"/>
       </w:pPr>
       <w:r>
-        <w:t xml:space="preserve">Proportion with 95% CI (Clopper-Pearson exact): One group and one proportion. Exact rather than Wald, because the expected count is usually small.</w:t>
+        <w:t xml:space="preserve">Proportion with exact (Clopper-Pearson) 95% CI: One group and one proportion, estimated rather than tested.</w:t>
       </w:r>
     </w:p>
     <w:p>
@@ -2173,7 +2173,7 @@
         <w:spacing w:after="140"/>
       </w:pPr>
       <w:r>
-        <w:t xml:space="preserve">Multivariable binary logistic regression, adjusted OR with 95% CI: A binary outcome with confounders held constant.</w:t>
+        <w:t xml:space="preserve">Proportions with exact 95% CI, and the crude OR: A binary outcome with confounders held constant.</w:t>
       </w:r>
     </w:p>
     <w:p>
@@ -2181,7 +2181,43 @@
         <w:spacing w:after="140"/>
       </w:pPr>
       <w:r>
-        <w:t xml:space="preserve">Mann-Whitney U; median (IQR) and Hodges-Lehmann difference: Skewed data, where a mean would mislead.</w:t>
+        <w:t xml:space="preserve">Mann-Whitney U; median (IQR) per group and Hodges-Lehmann median difference with 95% CI: Skewed data, where a mean would mislead.</w:t>
+      </w:r>
+    </w:p>
+    <w:p>
+      <w:pPr>
+        <w:spacing w:after="100" w:before="160"/>
+      </w:pPr>
+      <w:r>
+        <w:rPr>
+          <w:b/>
+          <w:bCs/>
+        </w:rPr>
+        <w:t xml:space="preserve">What must not be done.</w:t>
+      </w:r>
+    </w:p>
+    <w:p>
+      <w:pPr>
+        <w:spacing w:after="140"/>
+      </w:pPr>
+      <w:r>
+        <w:t xml:space="preserve">Proportion with exact (Clopper-Pearson) 95% CI: A Wald interval: it misbehaves when the count is small or the proportion near 0 or 1.</w:t>
+      </w:r>
+    </w:p>
+    <w:p>
+      <w:pPr>
+        <w:spacing w:after="140"/>
+      </w:pPr>
+      <w:r>
+        <w:t xml:space="preserve">Proportions with exact 95% CI, and the crude OR: Choosing the confounders by looking at their p values.</w:t>
+      </w:r>
+    </w:p>
+    <w:p>
+      <w:pPr>
+        <w:spacing w:after="140"/>
+      </w:pPr>
+      <w:r>
+        <w:t xml:space="preserve">Mann-Whitney U; median (IQR) per group and Hodges-Lehmann median difference with 95% CI: A mean difference, which a skewed distribution misrepresents.</w:t>
       </w:r>
     </w:p>
     <w:p>
@@ -2201,7 +2237,7 @@
         <w:spacing w:after="140"/>
       </w:pPr>
       <w:r>
-        <w:t xml:space="preserve">Expected events: 10. At ten events per degree of freedom the model affords 1 predictor, but 3 are named. The adjusted model is therefore declared exploratory here, before the data arrive, rather than discovered at analysis.</w:t>
+        <w:t xml:space="preserve">Expected events: 10. At ten events per degree of freedom the model affords 1 predictor, but 2 are named. The adjusted model is therefore declared exploratory here, before the data arrive, rather than discovered at analysis.</w:t>
       </w:r>
     </w:p>
     <w:p>
@@ -3045,7 +3081,7 @@
         <w:spacing w:after="140" w:before="280"/>
       </w:pPr>
       <w:r>
-        <w:t xml:space="preserve">Multivariable binary logistic regression, adjusted OR with 95% CI</w:t>
+        <w:t xml:space="preserve">Proportion with exact (Clopper-Pearson) 95% CI</w:t>
       </w:r>
     </w:p>
     <w:tbl>
@@ -3193,82 +3229,82 @@
                 <w:b w:val="false"/>
                 <w:bCs w:val="false"/>
               </w:rPr>
-              <w:t xml:space="preserve">At least ten outcome events per predictor</w:t>
-            </w:r>
-          </w:p>
-        </w:tc>
-        <w:tc>
-          <w:tcPr>
-            <w:tcBorders>
-              <w:top w:val="single" w:color="000000" w:sz="4"/>
-              <w:left w:val="single" w:color="000000" w:sz="4"/>
-              <w:bottom w:val="single" w:color="000000" w:sz="4"/>
-              <w:right w:val="single" w:color="000000" w:sz="4"/>
-            </w:tcBorders>
-            <w:tcMar>
-              <w:top w:type="dxa" w:w="70"/>
-              <w:left w:type="dxa" w:w="110"/>
-              <w:bottom w:type="dxa" w:w="70"/>
-              <w:right w:type="dxa" w:w="110"/>
-            </w:tcMar>
-          </w:tcPr>
-          <w:p>
-            <w:r>
-              <w:rPr>
-                <w:b w:val="false"/>
-                <w:bCs w:val="false"/>
-              </w:rPr>
-              <w:t xml:space="preserve">Count conversions and divide by the number of model terms.</w:t>
-            </w:r>
-          </w:p>
-        </w:tc>
-        <w:tc>
-          <w:tcPr>
-            <w:tcBorders>
-              <w:top w:val="single" w:color="000000" w:sz="4"/>
-              <w:left w:val="single" w:color="000000" w:sz="4"/>
-              <w:bottom w:val="single" w:color="000000" w:sz="4"/>
-              <w:right w:val="single" w:color="000000" w:sz="4"/>
-            </w:tcBorders>
-            <w:tcMar>
-              <w:top w:type="dxa" w:w="70"/>
-              <w:left w:type="dxa" w:w="110"/>
-              <w:bottom w:type="dxa" w:w="70"/>
-              <w:right w:type="dxa" w:w="110"/>
-            </w:tcMar>
-          </w:tcPr>
-          <w:p>
-            <w:r>
-              <w:rPr>
-                <w:b w:val="false"/>
-                <w:bCs w:val="false"/>
-              </w:rPr>
-              <w:t xml:space="preserve">Reduce to the priority confounders, or use penalised (Firth) regression.</w:t>
-            </w:r>
-          </w:p>
-        </w:tc>
-        <w:tc>
-          <w:tcPr>
-            <w:tcBorders>
-              <w:top w:val="single" w:color="000000" w:sz="4"/>
-              <w:left w:val="single" w:color="000000" w:sz="4"/>
-              <w:bottom w:val="single" w:color="000000" w:sz="4"/>
-              <w:right w:val="single" w:color="000000" w:sz="4"/>
-            </w:tcBorders>
-            <w:tcMar>
-              <w:top w:type="dxa" w:w="70"/>
-              <w:left w:type="dxa" w:w="110"/>
-              <w:bottom w:type="dxa" w:w="70"/>
-              <w:right w:type="dxa" w:w="110"/>
-            </w:tcMar>
-          </w:tcPr>
-          <w:p>
-            <w:r>
-              <w:rPr>
-                <w:b w:val="false"/>
-                <w:bCs w:val="false"/>
-              </w:rPr>
-              <w:t xml:space="preserve">At 10 expected conversions the model affords one predictor, so the adjusted model is declared exploratory.</w:t>
+              <w:t xml:space="preserve">Every patient contributes one observation</w:t>
+            </w:r>
+          </w:p>
+        </w:tc>
+        <w:tc>
+          <w:tcPr>
+            <w:tcBorders>
+              <w:top w:val="single" w:color="000000" w:sz="4"/>
+              <w:left w:val="single" w:color="000000" w:sz="4"/>
+              <w:bottom w:val="single" w:color="000000" w:sz="4"/>
+              <w:right w:val="single" w:color="000000" w:sz="4"/>
+            </w:tcBorders>
+            <w:tcMar>
+              <w:top w:type="dxa" w:w="70"/>
+              <w:left w:type="dxa" w:w="110"/>
+              <w:bottom w:type="dxa" w:w="70"/>
+              <w:right w:type="dxa" w:w="110"/>
+            </w:tcMar>
+          </w:tcPr>
+          <w:p>
+            <w:r>
+              <w:rPr>
+                <w:b w:val="false"/>
+                <w:bCs w:val="false"/>
+              </w:rPr>
+              <w:t xml:space="preserve">Design check: one operation, one row.</w:t>
+            </w:r>
+          </w:p>
+        </w:tc>
+        <w:tc>
+          <w:tcPr>
+            <w:tcBorders>
+              <w:top w:val="single" w:color="000000" w:sz="4"/>
+              <w:left w:val="single" w:color="000000" w:sz="4"/>
+              <w:bottom w:val="single" w:color="000000" w:sz="4"/>
+              <w:right w:val="single" w:color="000000" w:sz="4"/>
+            </w:tcBorders>
+            <w:tcMar>
+              <w:top w:type="dxa" w:w="70"/>
+              <w:left w:type="dxa" w:w="110"/>
+              <w:bottom w:type="dxa" w:w="70"/>
+              <w:right w:type="dxa" w:w="110"/>
+            </w:tcMar>
+          </w:tcPr>
+          <w:p>
+            <w:r>
+              <w:rPr>
+                <w:b w:val="false"/>
+                <w:bCs w:val="false"/>
+              </w:rPr>
+              <w:t xml:space="preserve">Account for the clustering.</w:t>
+            </w:r>
+          </w:p>
+        </w:tc>
+        <w:tc>
+          <w:tcPr>
+            <w:tcBorders>
+              <w:top w:val="single" w:color="000000" w:sz="4"/>
+              <w:left w:val="single" w:color="000000" w:sz="4"/>
+              <w:bottom w:val="single" w:color="000000" w:sz="4"/>
+              <w:right w:val="single" w:color="000000" w:sz="4"/>
+            </w:tcBorders>
+            <w:tcMar>
+              <w:top w:type="dxa" w:w="70"/>
+              <w:left w:type="dxa" w:w="110"/>
+              <w:bottom w:type="dxa" w:w="70"/>
+              <w:right w:type="dxa" w:w="110"/>
+            </w:tcMar>
+          </w:tcPr>
+          <w:p>
+            <w:r>
+              <w:rPr>
+                <w:b w:val="false"/>
+                <w:bCs w:val="false"/>
+              </w:rPr>
+              <w:t xml:space="preserve">A patient having two hernias repaired at one sitting counts once.</w:t>
             </w:r>
           </w:p>
         </w:tc>
@@ -3280,7 +3316,7 @@
         <w:spacing w:after="140" w:before="280"/>
       </w:pPr>
       <w:r>
-        <w:t xml:space="preserve">Mann-Whitney U; median (IQR) and Hodges-Lehmann difference</w:t>
+        <w:t xml:space="preserve">Proportions with exact 95% CI, and the crude OR</w:t>
       </w:r>
     </w:p>
     <w:tbl>
@@ -3428,6 +3464,476 @@
                 <w:b w:val="false"/>
                 <w:bCs w:val="false"/>
               </w:rPr>
+              <w:t xml:space="preserve">Every patient contributes one observation</w:t>
+            </w:r>
+          </w:p>
+        </w:tc>
+        <w:tc>
+          <w:tcPr>
+            <w:tcBorders>
+              <w:top w:val="single" w:color="000000" w:sz="4"/>
+              <w:left w:val="single" w:color="000000" w:sz="4"/>
+              <w:bottom w:val="single" w:color="000000" w:sz="4"/>
+              <w:right w:val="single" w:color="000000" w:sz="4"/>
+            </w:tcBorders>
+            <w:tcMar>
+              <w:top w:type="dxa" w:w="70"/>
+              <w:left w:type="dxa" w:w="110"/>
+              <w:bottom w:type="dxa" w:w="70"/>
+              <w:right w:type="dxa" w:w="110"/>
+            </w:tcMar>
+          </w:tcPr>
+          <w:p>
+            <w:r>
+              <w:rPr>
+                <w:b w:val="false"/>
+                <w:bCs w:val="false"/>
+              </w:rPr>
+              <w:t xml:space="preserve">Design check.</w:t>
+            </w:r>
+          </w:p>
+        </w:tc>
+        <w:tc>
+          <w:tcPr>
+            <w:tcBorders>
+              <w:top w:val="single" w:color="000000" w:sz="4"/>
+              <w:left w:val="single" w:color="000000" w:sz="4"/>
+              <w:bottom w:val="single" w:color="000000" w:sz="4"/>
+              <w:right w:val="single" w:color="000000" w:sz="4"/>
+            </w:tcBorders>
+            <w:tcMar>
+              <w:top w:type="dxa" w:w="70"/>
+              <w:left w:type="dxa" w:w="110"/>
+              <w:bottom w:type="dxa" w:w="70"/>
+              <w:right w:type="dxa" w:w="110"/>
+            </w:tcMar>
+          </w:tcPr>
+          <w:p>
+            <w:r>
+              <w:rPr>
+                <w:b w:val="false"/>
+                <w:bCs w:val="false"/>
+              </w:rPr>
+              <w:t xml:space="preserve">Account for the clustering.</w:t>
+            </w:r>
+          </w:p>
+        </w:tc>
+        <w:tc>
+          <w:tcPr>
+            <w:tcBorders>
+              <w:top w:val="single" w:color="000000" w:sz="4"/>
+              <w:left w:val="single" w:color="000000" w:sz="4"/>
+              <w:bottom w:val="single" w:color="000000" w:sz="4"/>
+              <w:right w:val="single" w:color="000000" w:sz="4"/>
+            </w:tcBorders>
+            <w:tcMar>
+              <w:top w:type="dxa" w:w="70"/>
+              <w:left w:type="dxa" w:w="110"/>
+              <w:bottom w:type="dxa" w:w="70"/>
+              <w:right w:type="dxa" w:w="110"/>
+            </w:tcMar>
+          </w:tcPr>
+          <w:p>
+            <w:r>
+              <w:rPr>
+                <w:b w:val="false"/>
+                <w:bCs w:val="false"/>
+              </w:rPr>
+              <w:t xml:space="preserve">As above.</w:t>
+            </w:r>
+          </w:p>
+        </w:tc>
+      </w:tr>
+    </w:tbl>
+    <w:p>
+      <w:pPr>
+        <w:pStyle w:val="Heading2"/>
+        <w:spacing w:after="140" w:before="280"/>
+      </w:pPr>
+      <w:r>
+        <w:t xml:space="preserve">Multivariable binary logistic regression, adjusted OR with 95% CI</w:t>
+      </w:r>
+    </w:p>
+    <w:tbl>
+      <w:tblPr>
+        <w:tblW w:type="pct" w:w="100%"/>
+        <w:tblBorders>
+          <w:top w:val="single" w:color="auto" w:sz="4"/>
+          <w:left w:val="single" w:color="auto" w:sz="4"/>
+          <w:bottom w:val="single" w:color="auto" w:sz="4"/>
+          <w:right w:val="single" w:color="auto" w:sz="4"/>
+          <w:insideH w:val="single" w:color="auto" w:sz="4"/>
+          <w:insideV w:val="single" w:color="auto" w:sz="4"/>
+        </w:tblBorders>
+      </w:tblPr>
+      <w:tblGrid>
+        <w:gridCol w:w="100"/>
+        <w:gridCol w:w="100"/>
+        <w:gridCol w:w="100"/>
+        <w:gridCol w:w="100"/>
+      </w:tblGrid>
+      <w:tr>
+        <w:trPr>
+          <w:tblHeader/>
+        </w:trPr>
+        <w:tc>
+          <w:tcPr>
+            <w:tcBorders>
+              <w:top w:val="single" w:color="000000" w:sz="4"/>
+              <w:left w:val="single" w:color="000000" w:sz="4"/>
+              <w:bottom w:val="single" w:color="000000" w:sz="4"/>
+              <w:right w:val="single" w:color="000000" w:sz="4"/>
+            </w:tcBorders>
+            <w:tcMar>
+              <w:top w:type="dxa" w:w="70"/>
+              <w:left w:type="dxa" w:w="110"/>
+              <w:bottom w:type="dxa" w:w="70"/>
+              <w:right w:type="dxa" w:w="110"/>
+            </w:tcMar>
+          </w:tcPr>
+          <w:p>
+            <w:r>
+              <w:rPr>
+                <w:b/>
+                <w:bCs/>
+              </w:rPr>
+              <w:t xml:space="preserve">Assumption</w:t>
+            </w:r>
+          </w:p>
+        </w:tc>
+        <w:tc>
+          <w:tcPr>
+            <w:tcBorders>
+              <w:top w:val="single" w:color="000000" w:sz="4"/>
+              <w:left w:val="single" w:color="000000" w:sz="4"/>
+              <w:bottom w:val="single" w:color="000000" w:sz="4"/>
+              <w:right w:val="single" w:color="000000" w:sz="4"/>
+            </w:tcBorders>
+            <w:tcMar>
+              <w:top w:type="dxa" w:w="70"/>
+              <w:left w:type="dxa" w:w="110"/>
+              <w:bottom w:type="dxa" w:w="70"/>
+              <w:right w:type="dxa" w:w="110"/>
+            </w:tcMar>
+          </w:tcPr>
+          <w:p>
+            <w:r>
+              <w:rPr>
+                <w:b/>
+                <w:bCs/>
+              </w:rPr>
+              <w:t xml:space="preserve">How it will be checked</w:t>
+            </w:r>
+          </w:p>
+        </w:tc>
+        <w:tc>
+          <w:tcPr>
+            <w:tcBorders>
+              <w:top w:val="single" w:color="000000" w:sz="4"/>
+              <w:left w:val="single" w:color="000000" w:sz="4"/>
+              <w:bottom w:val="single" w:color="000000" w:sz="4"/>
+              <w:right w:val="single" w:color="000000" w:sz="4"/>
+            </w:tcBorders>
+            <w:tcMar>
+              <w:top w:type="dxa" w:w="70"/>
+              <w:left w:type="dxa" w:w="110"/>
+              <w:bottom w:type="dxa" w:w="70"/>
+              <w:right w:type="dxa" w:w="110"/>
+            </w:tcMar>
+          </w:tcPr>
+          <w:p>
+            <w:r>
+              <w:rPr>
+                <w:b/>
+                <w:bCs/>
+              </w:rPr>
+              <w:t xml:space="preserve">If violated</w:t>
+            </w:r>
+          </w:p>
+        </w:tc>
+        <w:tc>
+          <w:tcPr>
+            <w:tcBorders>
+              <w:top w:val="single" w:color="000000" w:sz="4"/>
+              <w:left w:val="single" w:color="000000" w:sz="4"/>
+              <w:bottom w:val="single" w:color="000000" w:sz="4"/>
+              <w:right w:val="single" w:color="000000" w:sz="4"/>
+            </w:tcBorders>
+            <w:tcMar>
+              <w:top w:type="dxa" w:w="70"/>
+              <w:left w:type="dxa" w:w="110"/>
+              <w:bottom w:type="dxa" w:w="70"/>
+              <w:right w:type="dxa" w:w="110"/>
+            </w:tcMar>
+          </w:tcPr>
+          <w:p>
+            <w:r>
+              <w:rPr>
+                <w:b/>
+                <w:bCs/>
+              </w:rPr>
+              <w:t xml:space="preserve">Clinical example</w:t>
+            </w:r>
+          </w:p>
+        </w:tc>
+      </w:tr>
+      <w:tr>
+        <w:tc>
+          <w:tcPr>
+            <w:tcBorders>
+              <w:top w:val="single" w:color="000000" w:sz="4"/>
+              <w:left w:val="single" w:color="000000" w:sz="4"/>
+              <w:bottom w:val="single" w:color="000000" w:sz="4"/>
+              <w:right w:val="single" w:color="000000" w:sz="4"/>
+            </w:tcBorders>
+            <w:tcMar>
+              <w:top w:type="dxa" w:w="70"/>
+              <w:left w:type="dxa" w:w="110"/>
+              <w:bottom w:type="dxa" w:w="70"/>
+              <w:right w:type="dxa" w:w="110"/>
+            </w:tcMar>
+          </w:tcPr>
+          <w:p>
+            <w:r>
+              <w:rPr>
+                <w:b w:val="false"/>
+                <w:bCs w:val="false"/>
+              </w:rPr>
+              <w:t xml:space="preserve">At least ten outcome events per predictor</w:t>
+            </w:r>
+          </w:p>
+        </w:tc>
+        <w:tc>
+          <w:tcPr>
+            <w:tcBorders>
+              <w:top w:val="single" w:color="000000" w:sz="4"/>
+              <w:left w:val="single" w:color="000000" w:sz="4"/>
+              <w:bottom w:val="single" w:color="000000" w:sz="4"/>
+              <w:right w:val="single" w:color="000000" w:sz="4"/>
+            </w:tcBorders>
+            <w:tcMar>
+              <w:top w:type="dxa" w:w="70"/>
+              <w:left w:type="dxa" w:w="110"/>
+              <w:bottom w:type="dxa" w:w="70"/>
+              <w:right w:type="dxa" w:w="110"/>
+            </w:tcMar>
+          </w:tcPr>
+          <w:p>
+            <w:r>
+              <w:rPr>
+                <w:b w:val="false"/>
+                <w:bCs w:val="false"/>
+              </w:rPr>
+              <w:t xml:space="preserve">Count conversions and divide by the number of model terms.</w:t>
+            </w:r>
+          </w:p>
+        </w:tc>
+        <w:tc>
+          <w:tcPr>
+            <w:tcBorders>
+              <w:top w:val="single" w:color="000000" w:sz="4"/>
+              <w:left w:val="single" w:color="000000" w:sz="4"/>
+              <w:bottom w:val="single" w:color="000000" w:sz="4"/>
+              <w:right w:val="single" w:color="000000" w:sz="4"/>
+            </w:tcBorders>
+            <w:tcMar>
+              <w:top w:type="dxa" w:w="70"/>
+              <w:left w:type="dxa" w:w="110"/>
+              <w:bottom w:type="dxa" w:w="70"/>
+              <w:right w:type="dxa" w:w="110"/>
+            </w:tcMar>
+          </w:tcPr>
+          <w:p>
+            <w:r>
+              <w:rPr>
+                <w:b w:val="false"/>
+                <w:bCs w:val="false"/>
+              </w:rPr>
+              <w:t xml:space="preserve">Reduce to the priority confounders, or use penalised (Firth) regression.</w:t>
+            </w:r>
+          </w:p>
+        </w:tc>
+        <w:tc>
+          <w:tcPr>
+            <w:tcBorders>
+              <w:top w:val="single" w:color="000000" w:sz="4"/>
+              <w:left w:val="single" w:color="000000" w:sz="4"/>
+              <w:bottom w:val="single" w:color="000000" w:sz="4"/>
+              <w:right w:val="single" w:color="000000" w:sz="4"/>
+            </w:tcBorders>
+            <w:tcMar>
+              <w:top w:type="dxa" w:w="70"/>
+              <w:left w:type="dxa" w:w="110"/>
+              <w:bottom w:type="dxa" w:w="70"/>
+              <w:right w:type="dxa" w:w="110"/>
+            </w:tcMar>
+          </w:tcPr>
+          <w:p>
+            <w:r>
+              <w:rPr>
+                <w:b w:val="false"/>
+                <w:bCs w:val="false"/>
+              </w:rPr>
+              <w:t xml:space="preserve">At 10 expected conversions the model affords one predictor, so the adjusted model is declared exploratory.</w:t>
+            </w:r>
+          </w:p>
+        </w:tc>
+      </w:tr>
+    </w:tbl>
+    <w:p>
+      <w:pPr>
+        <w:pStyle w:val="Heading2"/>
+        <w:spacing w:after="140" w:before="280"/>
+      </w:pPr>
+      <w:r>
+        <w:t xml:space="preserve">Mann-Whitney U; median (IQR) per group and Hodges-Lehmann median difference with 95% CI</w:t>
+      </w:r>
+    </w:p>
+    <w:tbl>
+      <w:tblPr>
+        <w:tblW w:type="pct" w:w="100%"/>
+        <w:tblBorders>
+          <w:top w:val="single" w:color="auto" w:sz="4"/>
+          <w:left w:val="single" w:color="auto" w:sz="4"/>
+          <w:bottom w:val="single" w:color="auto" w:sz="4"/>
+          <w:right w:val="single" w:color="auto" w:sz="4"/>
+          <w:insideH w:val="single" w:color="auto" w:sz="4"/>
+          <w:insideV w:val="single" w:color="auto" w:sz="4"/>
+        </w:tblBorders>
+      </w:tblPr>
+      <w:tblGrid>
+        <w:gridCol w:w="100"/>
+        <w:gridCol w:w="100"/>
+        <w:gridCol w:w="100"/>
+        <w:gridCol w:w="100"/>
+      </w:tblGrid>
+      <w:tr>
+        <w:trPr>
+          <w:tblHeader/>
+        </w:trPr>
+        <w:tc>
+          <w:tcPr>
+            <w:tcBorders>
+              <w:top w:val="single" w:color="000000" w:sz="4"/>
+              <w:left w:val="single" w:color="000000" w:sz="4"/>
+              <w:bottom w:val="single" w:color="000000" w:sz="4"/>
+              <w:right w:val="single" w:color="000000" w:sz="4"/>
+            </w:tcBorders>
+            <w:tcMar>
+              <w:top w:type="dxa" w:w="70"/>
+              <w:left w:type="dxa" w:w="110"/>
+              <w:bottom w:type="dxa" w:w="70"/>
+              <w:right w:type="dxa" w:w="110"/>
+            </w:tcMar>
+          </w:tcPr>
+          <w:p>
+            <w:r>
+              <w:rPr>
+                <w:b/>
+                <w:bCs/>
+              </w:rPr>
+              <w:t xml:space="preserve">Assumption</w:t>
+            </w:r>
+          </w:p>
+        </w:tc>
+        <w:tc>
+          <w:tcPr>
+            <w:tcBorders>
+              <w:top w:val="single" w:color="000000" w:sz="4"/>
+              <w:left w:val="single" w:color="000000" w:sz="4"/>
+              <w:bottom w:val="single" w:color="000000" w:sz="4"/>
+              <w:right w:val="single" w:color="000000" w:sz="4"/>
+            </w:tcBorders>
+            <w:tcMar>
+              <w:top w:type="dxa" w:w="70"/>
+              <w:left w:type="dxa" w:w="110"/>
+              <w:bottom w:type="dxa" w:w="70"/>
+              <w:right w:type="dxa" w:w="110"/>
+            </w:tcMar>
+          </w:tcPr>
+          <w:p>
+            <w:r>
+              <w:rPr>
+                <w:b/>
+                <w:bCs/>
+              </w:rPr>
+              <w:t xml:space="preserve">How it will be checked</w:t>
+            </w:r>
+          </w:p>
+        </w:tc>
+        <w:tc>
+          <w:tcPr>
+            <w:tcBorders>
+              <w:top w:val="single" w:color="000000" w:sz="4"/>
+              <w:left w:val="single" w:color="000000" w:sz="4"/>
+              <w:bottom w:val="single" w:color="000000" w:sz="4"/>
+              <w:right w:val="single" w:color="000000" w:sz="4"/>
+            </w:tcBorders>
+            <w:tcMar>
+              <w:top w:type="dxa" w:w="70"/>
+              <w:left w:type="dxa" w:w="110"/>
+              <w:bottom w:type="dxa" w:w="70"/>
+              <w:right w:type="dxa" w:w="110"/>
+            </w:tcMar>
+          </w:tcPr>
+          <w:p>
+            <w:r>
+              <w:rPr>
+                <w:b/>
+                <w:bCs/>
+              </w:rPr>
+              <w:t xml:space="preserve">If violated</w:t>
+            </w:r>
+          </w:p>
+        </w:tc>
+        <w:tc>
+          <w:tcPr>
+            <w:tcBorders>
+              <w:top w:val="single" w:color="000000" w:sz="4"/>
+              <w:left w:val="single" w:color="000000" w:sz="4"/>
+              <w:bottom w:val="single" w:color="000000" w:sz="4"/>
+              <w:right w:val="single" w:color="000000" w:sz="4"/>
+            </w:tcBorders>
+            <w:tcMar>
+              <w:top w:type="dxa" w:w="70"/>
+              <w:left w:type="dxa" w:w="110"/>
+              <w:bottom w:type="dxa" w:w="70"/>
+              <w:right w:type="dxa" w:w="110"/>
+            </w:tcMar>
+          </w:tcPr>
+          <w:p>
+            <w:r>
+              <w:rPr>
+                <w:b/>
+                <w:bCs/>
+              </w:rPr>
+              <w:t xml:space="preserve">Clinical example</w:t>
+            </w:r>
+          </w:p>
+        </w:tc>
+      </w:tr>
+      <w:tr>
+        <w:tc>
+          <w:tcPr>
+            <w:tcBorders>
+              <w:top w:val="single" w:color="000000" w:sz="4"/>
+              <w:left w:val="single" w:color="000000" w:sz="4"/>
+              <w:bottom w:val="single" w:color="000000" w:sz="4"/>
+              <w:right w:val="single" w:color="000000" w:sz="4"/>
+            </w:tcBorders>
+            <w:tcMar>
+              <w:top w:type="dxa" w:w="70"/>
+              <w:left w:type="dxa" w:w="110"/>
+              <w:bottom w:type="dxa" w:w="70"/>
+              <w:right w:type="dxa" w:w="110"/>
+            </w:tcMar>
+          </w:tcPr>
+          <w:p>
+            <w:r>
+              <w:rPr>
+                <w:b w:val="false"/>
+                <w:bCs w:val="false"/>
+              </w:rPr>
               <w:t xml:space="preserve">The two distributions have a similar shape</w:t>
             </w:r>
           </w:p>
@@ -3504,6 +4010,241 @@
                 <w:bCs w:val="false"/>
               </w:rPr>
               <w:t xml:space="preserve">Operative duration is right skewed in the converted group.</w:t>
+            </w:r>
+          </w:p>
+        </w:tc>
+      </w:tr>
+    </w:tbl>
+    <w:p>
+      <w:pPr>
+        <w:pStyle w:val="Heading2"/>
+        <w:spacing w:after="140" w:before="280"/>
+      </w:pPr>
+      <w:r>
+        <w:t xml:space="preserve">Quantile (median) regression, or linear regression on the log scale where that is interpretable</w:t>
+      </w:r>
+    </w:p>
+    <w:tbl>
+      <w:tblPr>
+        <w:tblW w:type="pct" w:w="100%"/>
+        <w:tblBorders>
+          <w:top w:val="single" w:color="auto" w:sz="4"/>
+          <w:left w:val="single" w:color="auto" w:sz="4"/>
+          <w:bottom w:val="single" w:color="auto" w:sz="4"/>
+          <w:right w:val="single" w:color="auto" w:sz="4"/>
+          <w:insideH w:val="single" w:color="auto" w:sz="4"/>
+          <w:insideV w:val="single" w:color="auto" w:sz="4"/>
+        </w:tblBorders>
+      </w:tblPr>
+      <w:tblGrid>
+        <w:gridCol w:w="100"/>
+        <w:gridCol w:w="100"/>
+        <w:gridCol w:w="100"/>
+        <w:gridCol w:w="100"/>
+      </w:tblGrid>
+      <w:tr>
+        <w:trPr>
+          <w:tblHeader/>
+        </w:trPr>
+        <w:tc>
+          <w:tcPr>
+            <w:tcBorders>
+              <w:top w:val="single" w:color="000000" w:sz="4"/>
+              <w:left w:val="single" w:color="000000" w:sz="4"/>
+              <w:bottom w:val="single" w:color="000000" w:sz="4"/>
+              <w:right w:val="single" w:color="000000" w:sz="4"/>
+            </w:tcBorders>
+            <w:tcMar>
+              <w:top w:type="dxa" w:w="70"/>
+              <w:left w:type="dxa" w:w="110"/>
+              <w:bottom w:type="dxa" w:w="70"/>
+              <w:right w:type="dxa" w:w="110"/>
+            </w:tcMar>
+          </w:tcPr>
+          <w:p>
+            <w:r>
+              <w:rPr>
+                <w:b/>
+                <w:bCs/>
+              </w:rPr>
+              <w:t xml:space="preserve">Assumption</w:t>
+            </w:r>
+          </w:p>
+        </w:tc>
+        <w:tc>
+          <w:tcPr>
+            <w:tcBorders>
+              <w:top w:val="single" w:color="000000" w:sz="4"/>
+              <w:left w:val="single" w:color="000000" w:sz="4"/>
+              <w:bottom w:val="single" w:color="000000" w:sz="4"/>
+              <w:right w:val="single" w:color="000000" w:sz="4"/>
+            </w:tcBorders>
+            <w:tcMar>
+              <w:top w:type="dxa" w:w="70"/>
+              <w:left w:type="dxa" w:w="110"/>
+              <w:bottom w:type="dxa" w:w="70"/>
+              <w:right w:type="dxa" w:w="110"/>
+            </w:tcMar>
+          </w:tcPr>
+          <w:p>
+            <w:r>
+              <w:rPr>
+                <w:b/>
+                <w:bCs/>
+              </w:rPr>
+              <w:t xml:space="preserve">How it will be checked</w:t>
+            </w:r>
+          </w:p>
+        </w:tc>
+        <w:tc>
+          <w:tcPr>
+            <w:tcBorders>
+              <w:top w:val="single" w:color="000000" w:sz="4"/>
+              <w:left w:val="single" w:color="000000" w:sz="4"/>
+              <w:bottom w:val="single" w:color="000000" w:sz="4"/>
+              <w:right w:val="single" w:color="000000" w:sz="4"/>
+            </w:tcBorders>
+            <w:tcMar>
+              <w:top w:type="dxa" w:w="70"/>
+              <w:left w:type="dxa" w:w="110"/>
+              <w:bottom w:type="dxa" w:w="70"/>
+              <w:right w:type="dxa" w:w="110"/>
+            </w:tcMar>
+          </w:tcPr>
+          <w:p>
+            <w:r>
+              <w:rPr>
+                <w:b/>
+                <w:bCs/>
+              </w:rPr>
+              <w:t xml:space="preserve">If violated</w:t>
+            </w:r>
+          </w:p>
+        </w:tc>
+        <w:tc>
+          <w:tcPr>
+            <w:tcBorders>
+              <w:top w:val="single" w:color="000000" w:sz="4"/>
+              <w:left w:val="single" w:color="000000" w:sz="4"/>
+              <w:bottom w:val="single" w:color="000000" w:sz="4"/>
+              <w:right w:val="single" w:color="000000" w:sz="4"/>
+            </w:tcBorders>
+            <w:tcMar>
+              <w:top w:type="dxa" w:w="70"/>
+              <w:left w:type="dxa" w:w="110"/>
+              <w:bottom w:type="dxa" w:w="70"/>
+              <w:right w:type="dxa" w:w="110"/>
+            </w:tcMar>
+          </w:tcPr>
+          <w:p>
+            <w:r>
+              <w:rPr>
+                <w:b/>
+                <w:bCs/>
+              </w:rPr>
+              <w:t xml:space="preserve">Clinical example</w:t>
+            </w:r>
+          </w:p>
+        </w:tc>
+      </w:tr>
+      <w:tr>
+        <w:tc>
+          <w:tcPr>
+            <w:tcBorders>
+              <w:top w:val="single" w:color="000000" w:sz="4"/>
+              <w:left w:val="single" w:color="000000" w:sz="4"/>
+              <w:bottom w:val="single" w:color="000000" w:sz="4"/>
+              <w:right w:val="single" w:color="000000" w:sz="4"/>
+            </w:tcBorders>
+            <w:tcMar>
+              <w:top w:type="dxa" w:w="70"/>
+              <w:left w:type="dxa" w:w="110"/>
+              <w:bottom w:type="dxa" w:w="70"/>
+              <w:right w:type="dxa" w:w="110"/>
+            </w:tcMar>
+          </w:tcPr>
+          <w:p>
+            <w:r>
+              <w:rPr>
+                <w:b w:val="false"/>
+                <w:bCs w:val="false"/>
+              </w:rPr>
+              <w:t xml:space="preserve">The quantile modelled is stable at this sample size</w:t>
+            </w:r>
+          </w:p>
+        </w:tc>
+        <w:tc>
+          <w:tcPr>
+            <w:tcBorders>
+              <w:top w:val="single" w:color="000000" w:sz="4"/>
+              <w:left w:val="single" w:color="000000" w:sz="4"/>
+              <w:bottom w:val="single" w:color="000000" w:sz="4"/>
+              <w:right w:val="single" w:color="000000" w:sz="4"/>
+            </w:tcBorders>
+            <w:tcMar>
+              <w:top w:type="dxa" w:w="70"/>
+              <w:left w:type="dxa" w:w="110"/>
+              <w:bottom w:type="dxa" w:w="70"/>
+              <w:right w:type="dxa" w:w="110"/>
+            </w:tcMar>
+          </w:tcPr>
+          <w:p>
+            <w:r>
+              <w:rPr>
+                <w:b w:val="false"/>
+                <w:bCs w:val="false"/>
+              </w:rPr>
+              <w:t xml:space="preserve">Bootstrap the median difference and inspect the interval width.</w:t>
+            </w:r>
+          </w:p>
+        </w:tc>
+        <w:tc>
+          <w:tcPr>
+            <w:tcBorders>
+              <w:top w:val="single" w:color="000000" w:sz="4"/>
+              <w:left w:val="single" w:color="000000" w:sz="4"/>
+              <w:bottom w:val="single" w:color="000000" w:sz="4"/>
+              <w:right w:val="single" w:color="000000" w:sz="4"/>
+            </w:tcBorders>
+            <w:tcMar>
+              <w:top w:type="dxa" w:w="70"/>
+              <w:left w:type="dxa" w:w="110"/>
+              <w:bottom w:type="dxa" w:w="70"/>
+              <w:right w:type="dxa" w:w="110"/>
+            </w:tcMar>
+          </w:tcPr>
+          <w:p>
+            <w:r>
+              <w:rPr>
+                <w:b w:val="false"/>
+                <w:bCs w:val="false"/>
+              </w:rPr>
+              <w:t xml:space="preserve">Report the unadjusted median difference alone.</w:t>
+            </w:r>
+          </w:p>
+        </w:tc>
+        <w:tc>
+          <w:tcPr>
+            <w:tcBorders>
+              <w:top w:val="single" w:color="000000" w:sz="4"/>
+              <w:left w:val="single" w:color="000000" w:sz="4"/>
+              <w:bottom w:val="single" w:color="000000" w:sz="4"/>
+              <w:right w:val="single" w:color="000000" w:sz="4"/>
+            </w:tcBorders>
+            <w:tcMar>
+              <w:top w:type="dxa" w:w="70"/>
+              <w:left w:type="dxa" w:w="110"/>
+              <w:bottom w:type="dxa" w:w="70"/>
+              <w:right w:type="dxa" w:w="110"/>
+            </w:tcMar>
+          </w:tcPr>
+          <w:p>
+            <w:r>
+              <w:rPr>
+                <w:b w:val="false"/>
+                <w:bCs w:val="false"/>
+              </w:rPr>
+              <w:t xml:space="preserve">With 125 operations the median is estimable but the tails are not.</w:t>
             </w:r>
           </w:p>
         </w:tc>

--- a/docs/examples/sap-route-map.docx
+++ b/docs/examples/sap-route-map.docx
@@ -1719,7 +1719,7 @@
                 <w:b/>
                 <w:bCs/>
               </w:rPr>
-              <w:t xml:space="preserve">Statistical test -&gt; Table #</w:t>
+              <w:t xml:space="preserve">Statistical analysis -&gt; Table #</w:t>
             </w:r>
           </w:p>
         </w:tc>
